--- a/MAU BB TO TUNG/THU TUC NHAP TRAI/mau de dua vao nha tam giu/BAT BI CAN DE TAM GIAM/1. BB BẮT BỊ CAN ĐỂ TẠM GIAM.docx
+++ b/MAU BB TO TUNG/THU TUC NHAP TRAI/mau de dua vao nha tam giu/BAT BI CAN DE TAM GIAM/1. BB BẮT BỊ CAN ĐỂ TẠM GIAM.docx
@@ -1235,7 +1235,7 @@
       <w:r>
         <w:rPr>
           <w:rFonts w:eastAsia="Times New Roman" w:cs="Times New Roman"/>
-          <w:color w:val="0F172A"/>
+          <w:color w:val="0070C0"/>
           <w:sz w:val="28"/>
           <w:szCs w:val="28"/>
         </w:rPr>
@@ -1244,7 +1244,7 @@
       <w:r>
         <w:rPr>
           <w:rFonts w:eastAsia="Times New Roman" w:cs="Times New Roman"/>
-          <w:color w:val="0F172A"/>
+          <w:color w:val="0070C0"/>
           <w:sz w:val="28"/>
           <w:szCs w:val="28"/>
         </w:rPr>
@@ -1253,7 +1253,7 @@
       <w:r>
         <w:rPr>
           <w:rFonts w:eastAsia="Times New Roman" w:cs="Times New Roman"/>
-          <w:color w:val="0F172A"/>
+          <w:color w:val="7030A0"/>
           <w:sz w:val="28"/>
           <w:szCs w:val="28"/>
         </w:rPr>
@@ -1262,6 +1262,15 @@
       <w:r>
         <w:rPr>
           <w:rFonts w:eastAsia="Times New Roman" w:cs="Times New Roman"/>
+          <w:color w:val="7030A0"/>
+          <w:sz w:val="28"/>
+          <w:szCs w:val="28"/>
+        </w:rPr>
+        <w:t xml:space="preserve">ngày 11 tháng 6  năm 2026 </w:t>
+      </w:r>
+      <w:r>
+        <w:rPr>
+          <w:rFonts w:eastAsia="Times New Roman" w:cs="Times New Roman"/>
           <w:spacing w:val="-2"/>
           <w:sz w:val="28"/>
           <w:szCs w:val="28"/>
@@ -1367,16 +1376,41 @@
       </w:r>
       <w:r>
         <w:rPr>
-          <w:rFonts w:eastAsia="Times New Roman" w:cs="Times New Roman"/>
-          <w:color w:val="FF0000"/>
-          <w:sz w:val="28"/>
-          <w:szCs w:val="28"/>
-        </w:rPr>
-        <w:t xml:space="preserve">           /QĐ-VKS-KV4, ngày 11 tháng 6  năm 2026</w:t>
-      </w:r>
-      <w:r>
-        <w:rPr>
-          <w:rFonts w:eastAsia="Times New Roman" w:cs="Times New Roman"/>
+          <w:color w:val="92400E"/>
+          <w:sz w:val="28"/>
+          <w:szCs w:val="28"/>
+        </w:rPr>
+        <w:t>{qd_phe_chuan_lenh_bat_so},</w:t>
+      </w:r>
+      <w:r>
+        <w:rPr>
+          <w:color w:val="92400E"/>
+          <w:sz w:val="28"/>
+          <w:szCs w:val="28"/>
+        </w:rPr>
+        <w:t xml:space="preserve"> </w:t>
+      </w:r>
+      <w:r>
+        <w:rPr>
+          <w:color w:val="92400E"/>
+          <w:sz w:val="28"/>
+          <w:szCs w:val="28"/>
+        </w:rPr>
+        <w:t>{qd_phe_chuan_lenh_bat_ngay}</w:t>
+      </w:r>
+      <w:r>
+        <w:rPr>
+          <w:rFonts w:eastAsia="Times New Roman" w:cs="Times New Roman"/>
+          <w:color w:val="7030A0"/>
+          <w:sz w:val="28"/>
+          <w:szCs w:val="28"/>
+        </w:rPr>
+        <w:t>/QĐ-VKS-KV4, ngày 11 tháng 6  năm 2026</w:t>
+      </w:r>
+      <w:r>
+        <w:rPr>
+          <w:rFonts w:eastAsia="Times New Roman" w:cs="Times New Roman"/>
+          <w:color w:val="7030A0"/>
           <w:sz w:val="28"/>
           <w:szCs w:val="28"/>
         </w:rPr>
